--- a/public/gallery/examples/product-manager/id/resume.docx
+++ b/public/gallery/examples/product-manager/id/resume.docx
@@ -66,7 +66,7 @@
         </w:rPr>
         <w:t xml:space="preserve">📧 </w:t>
       </w:r>
-      <w:hyperlink w:history="1" r:id="rIdunfhobyu9tjf7m5ssurb9">
+      <w:hyperlink w:history="1" r:id="rIdlkr7_tp0bxoydwvghfojj">
         <w:r>
           <w:rPr>
             <w:sz w:val="18"/>
@@ -89,7 +89,7 @@
         </w:rPr>
         <w:t xml:space="preserve">🔗 </w:t>
       </w:r>
-      <w:hyperlink w:history="1" r:id="rIdxa7kdybptr8ogl9tjvj9h">
+      <w:hyperlink w:history="1" r:id="rIddblcowyyorozh4c5cdsno">
         <w:r>
           <w:rPr>
             <w:sz w:val="18"/>
@@ -124,7 +124,7 @@
         <w:spacing w:after="200" w:line="276"/>
         <w:jc w:val="center"/>
       </w:pPr>
-      <w:hyperlink w:history="1" r:id="rIduugqopenycshyj8zrkeri">
+      <w:hyperlink w:history="1" r:id="rIdq5gzqhbanknt1-izemiiq">
         <w:r>
           <w:rPr>
             <w:sz w:val="18"/>
@@ -140,7 +140,7 @@
         </w:rPr>
         <w:t xml:space="preserve"> • </w:t>
       </w:r>
-      <w:hyperlink w:history="1" r:id="rIdfkuufuzspldbkiocj17s_">
+      <w:hyperlink w:history="1" r:id="rId2ferg4r7otbczrlrky0bc">
         <w:r>
           <w:rPr>
             <w:sz w:val="18"/>
@@ -156,7 +156,7 @@
         </w:rPr>
         <w:t xml:space="preserve"> • </w:t>
       </w:r>
-      <w:hyperlink w:history="1" r:id="rIdl1tahpmxdhjvyjkvzcfjp">
+      <w:hyperlink w:history="1" r:id="rIdxg74y13ayvxz0fikkn0mo">
         <w:r>
           <w:rPr>
             <w:sz w:val="18"/>
@@ -322,7 +322,7 @@
         </w:rPr>
         <w:t xml:space="preserve">	</w:t>
       </w:r>
-      <w:hyperlink w:history="1" r:id="rIdns5rcz1vdvhqakdal1h1o">
+      <w:hyperlink w:history="1" r:id="rId_-nwu8xs0-cfvafpjurif">
         <w:r>
           <w:rPr>
             <w:sz w:val="18"/>
@@ -485,7 +485,7 @@
         </w:rPr>
         <w:t xml:space="preserve">	</w:t>
       </w:r>
-      <w:hyperlink w:history="1" r:id="rIdxbwyjukokshakub3l_m64">
+      <w:hyperlink w:history="1" r:id="rIdd2ir2jov2clumz3yyqa4d">
         <w:r>
           <w:rPr>
             <w:sz w:val="18"/>
@@ -1237,7 +1237,7 @@
         </w:rPr>
         <w:t xml:space="preserve">	</w:t>
       </w:r>
-      <w:hyperlink w:history="1" r:id="rIdw4e3m6wloloz_ftan4qnu">
+      <w:hyperlink w:history="1" r:id="rIdiqxrcswyxe30t55qo4o8t">
         <w:r>
           <w:rPr>
             <w:sz w:val="18"/>
@@ -1303,7 +1303,7 @@
         </w:rPr>
         <w:t xml:space="preserve">	</w:t>
       </w:r>
-      <w:hyperlink w:history="1" r:id="rIduboubgl5kqzpxt7t4kpfv">
+      <w:hyperlink w:history="1" r:id="rIdcjnuzw8li65xrpwu8web-">
         <w:r>
           <w:rPr>
             <w:sz w:val="18"/>
@@ -1388,7 +1388,7 @@
         </w:rPr>
         <w:t xml:space="preserve">	</w:t>
       </w:r>
-      <w:hyperlink w:history="1" r:id="rIdcvchxa3qcqhevaonlrtn8">
+      <w:hyperlink w:history="1" r:id="rId74z1sz4f_6jc9_zbnivpq">
         <w:r>
           <w:rPr>
             <w:sz w:val="18"/>
@@ -1485,7 +1485,7 @@
         </w:rPr>
         <w:t xml:space="preserve">	</w:t>
       </w:r>
-      <w:hyperlink w:history="1" r:id="rId-v9e_nzhvjpq4oyw-cdm5">
+      <w:hyperlink w:history="1" r:id="rIdofaqportjtilz5iosp8ok">
         <w:r>
           <w:rPr>
             <w:sz w:val="18"/>
@@ -1629,7 +1629,7 @@
         </w:rPr>
         <w:t xml:space="preserve">	</w:t>
       </w:r>
-      <w:hyperlink w:history="1" r:id="rIdlz0jsxspqznu6hlr7jihz">
+      <w:hyperlink w:history="1" r:id="rIdgtupvevydpjnxoi3fixen">
         <w:r>
           <w:rPr>
             <w:sz w:val="18"/>
@@ -1834,7 +1834,7 @@
         </w:rPr>
         <w:t xml:space="preserve">	</w:t>
       </w:r>
-      <w:hyperlink w:history="1" r:id="rIdns7rirhwwdwjfxyen2kfn">
+      <w:hyperlink w:history="1" r:id="rId-lk8is24hvi8wpqzmiv1w">
         <w:r>
           <w:rPr>
             <w:sz w:val="18"/>
